--- a/Formatos SECAD/1DE-FR-0051 FORMULACIÓN DE PROYECTOS SECAD (CORREGIDO).docx
+++ b/Formatos SECAD/1DE-FR-0051 FORMULACIÓN DE PROYECTOS SECAD (CORREGIDO).docx
@@ -106,7 +106,37 @@
                 <w:sz w:val="20"/>
                 <w:szCs w:val="20"/>
               </w:rPr>
-              <w:t>19/06/2026</w:t>
+              <w:t>02</w:t>
+            </w:r>
+            <w:r>
+              <w:rPr>
+                <w:rFonts w:ascii="Arial" w:hAnsi="Arial" w:cs="Arial"/>
+                <w:b/>
+                <w:bCs/>
+                <w:sz w:val="20"/>
+                <w:szCs w:val="20"/>
+              </w:rPr>
+              <w:t>/</w:t>
+            </w:r>
+            <w:r>
+              <w:rPr>
+                <w:rFonts w:ascii="Arial" w:hAnsi="Arial" w:cs="Arial"/>
+                <w:b/>
+                <w:bCs/>
+                <w:sz w:val="20"/>
+                <w:szCs w:val="20"/>
+              </w:rPr>
+              <w:t>07</w:t>
+            </w:r>
+            <w:r>
+              <w:rPr>
+                <w:rFonts w:ascii="Arial" w:hAnsi="Arial" w:cs="Arial"/>
+                <w:b/>
+                <w:bCs/>
+                <w:sz w:val="20"/>
+                <w:szCs w:val="20"/>
+              </w:rPr>
+              <w:t>/2026</w:t>
             </w:r>
           </w:p>
         </w:tc>
@@ -2616,7 +2646,29 @@
                 <w:sz w:val="20"/>
                 <w:szCs w:val="20"/>
               </w:rPr>
-              <w:t>($52.090.060.175)</w:t>
+              <w:t>(</w:t>
+            </w:r>
+            <w:r>
+              <w:rPr>
+                <w:rFonts w:ascii="Arial" w:hAnsi="Arial" w:cs="Arial"/>
+                <w:bCs/>
+                <w:i/>
+                <w:iCs/>
+                <w:sz w:val="20"/>
+                <w:szCs w:val="20"/>
+              </w:rPr>
+              <w:t>$54.505.653.937</w:t>
+            </w:r>
+            <w:r>
+              <w:rPr>
+                <w:rFonts w:ascii="Arial" w:hAnsi="Arial" w:cs="Arial"/>
+                <w:bCs/>
+                <w:i/>
+                <w:iCs/>
+                <w:sz w:val="20"/>
+                <w:szCs w:val="20"/>
+              </w:rPr>
+              <w:t>)</w:t>
             </w:r>
           </w:p>
           <w:p>
@@ -2641,7 +2693,7 @@
                 <w:sz w:val="20"/>
                 <w:szCs w:val="20"/>
               </w:rPr>
-              <w:t>CINCUENTA Y DOS MIL NOVENTA MILLONES SESENTA MIL CIENTO SETENTA Y CINCO PESOS M/CTE</w:t>
+              <w:t>CINCUENTA Y CUATRO MIL MILLONES QUINIENTOS CINCO MILLONES SEISCIENTOS CINCUENTA Y TRES MIL NOVECIENTOS TREINTA Y SIETE PESOS M/CTE</w:t>
             </w:r>
           </w:p>
         </w:tc>
@@ -13486,6 +13538,38 @@
                 <w:szCs w:val="22"/>
               </w:rPr>
             </w:pPr>
+            <w:r>
+              <w:rPr>
+                <w:rFonts w:ascii="Arial" w:hAnsi="Arial" w:cs="Arial"/>
+                <w:b/>
+                <w:bCs/>
+                <w:color w:val="000000"/>
+                <w:sz w:val="22"/>
+                <w:szCs w:val="22"/>
+              </w:rPr>
+              <w:lastRenderedPageBreak/>
+              <w:t>Nota 2:</w:t>
+            </w:r>
+            <w:r>
+              <w:rPr>
+                <w:rFonts w:ascii="Arial" w:hAnsi="Arial" w:cs="Arial"/>
+                <w:color w:val="000000"/>
+                <w:sz w:val="22"/>
+                <w:szCs w:val="22"/>
+              </w:rPr>
+              <w:t xml:space="preserve"> No se tendrá en cuenta la cotización presentada por la firma SANOLIVAR S.A.S., toda vez que se evidenció la ausencia de cotización de algunos de los componentes requeridos en la solicitud. En consecuencia, dicha propuesta no será considerada dentro del estudio del presupuesto detallado, con el fin de no afectar el cálculo de la media aritmética y garantizar una evaluación objetiva, uniforme y transversal de las cotizaciones recibidas.</w:t>
+            </w:r>
+          </w:p>
+          <w:p>
+            <w:pPr>
+              <w:jc w:val="both"/>
+              <w:rPr>
+                <w:rFonts w:ascii="Arial" w:hAnsi="Arial" w:cs="Arial"/>
+                <w:color w:val="000000"/>
+                <w:sz w:val="22"/>
+                <w:szCs w:val="22"/>
+              </w:rPr>
+            </w:pPr>
           </w:p>
           <w:p>
             <w:pPr>
@@ -13623,7 +13707,7 @@
                       <w:szCs w:val="22"/>
                       <w:lang w:val="es-CO"/>
                     </w:rPr>
-                    <w:t>$52.090.060.175</w:t>
+                    <w:t>$54.505.653.937</w:t>
                   </w:r>
                 </w:p>
               </w:tc>
@@ -14635,31 +14719,6 @@
         </w:tc>
       </w:tr>
     </w:tbl>
-    <w:p>
-      <w:pPr>
-        <w:pStyle w:val="Textoindependiente"/>
-        <w:rPr>
-          <w:rFonts w:eastAsia="Arial" w:cs="Arial"/>
-          <w:b/>
-          <w:sz w:val="14"/>
-          <w:szCs w:val="14"/>
-        </w:rPr>
-      </w:pPr>
-    </w:p>
-    <w:p>
-      <w:pPr>
-        <w:pStyle w:val="Textoindependiente"/>
-        <w:jc w:val="center"/>
-        <w:rPr>
-          <w:rFonts w:cs="Arial"/>
-          <w:i/>
-          <w:iCs/>
-          <w:color w:val="2F5496"/>
-          <w:sz w:val="22"/>
-          <w:szCs w:val="22"/>
-        </w:rPr>
-      </w:pPr>
-    </w:p>
     <w:p>
       <w:pPr>
         <w:pStyle w:val="Textoindependiente"/>
